--- a/data/AUDITORIA_PERFIS_HUMOR.docx
+++ b/data/AUDITORIA_PERFIS_HUMOR.docx
@@ -92,7 +92,7 @@
           <w:color w:val="000000"/>
           <w:sz w:val="24"/>
         </w:rPr>
-        <w:t>O perfil iceberg no dia de repouso é de 40,5%, e não de 71,4%.</w:t>
+        <w:t>Esta auditoria foi refeita depois que a base de respostas por atleta e por dia ficou disponível.</w:t>
       </w:r>
       <w:r>
         <w:rPr>
@@ -102,7 +102,64 @@
           <w:color w:val="000000"/>
           <w:sz w:val="24"/>
         </w:rPr>
-        <w:t xml:space="preserve"> No último dia ele cai para 17,4%. Os dois números vêm da Tabela 12 do documento Artigo_Perfil_de_humor__handebol.docx, que classifica os seis perfis sobre escores T, conforme o procedimento da literatura. A lembrança do orientador, de algo entre 40% e 42% na partida e cerca de 19% na chegada, está correta.</w:t>
+        <w:t xml:space="preserve"> Com ela, a classificação deixou de ser transcrita de terceiros e passou a ser calculada, o que produziu uma quarta série, a série D, adotada em todo o projeto. No dia de repouso o perfil iceberg é de </w:t>
+      </w:r>
+      <w:r>
+        <w:rPr>
+          <w:rFonts w:ascii="Times New Roman" w:hAnsi="Times New Roman"/>
+          <w:b/>
+          <w:i w:val="0"/>
+          <w:color w:val="000000"/>
+          <w:sz w:val="24"/>
+        </w:rPr>
+        <w:t>38,1%</w:t>
+      </w:r>
+      <w:r>
+        <w:rPr>
+          <w:rFonts w:ascii="Times New Roman" w:hAnsi="Times New Roman"/>
+          <w:b w:val="0"/>
+          <w:i w:val="0"/>
+          <w:color w:val="000000"/>
+          <w:sz w:val="24"/>
+        </w:rPr>
+        <w:t xml:space="preserve">, e no último dia cai para </w:t>
+      </w:r>
+      <w:r>
+        <w:rPr>
+          <w:rFonts w:ascii="Times New Roman" w:hAnsi="Times New Roman"/>
+          <w:b/>
+          <w:i w:val="0"/>
+          <w:color w:val="000000"/>
+          <w:sz w:val="24"/>
+        </w:rPr>
+        <w:t>21,7%</w:t>
+      </w:r>
+      <w:r>
+        <w:rPr>
+          <w:rFonts w:ascii="Times New Roman" w:hAnsi="Times New Roman"/>
+          <w:b w:val="0"/>
+          <w:i w:val="0"/>
+          <w:color w:val="000000"/>
+          <w:sz w:val="24"/>
+        </w:rPr>
+        <w:t>. A lembrança do orientador, de algo entre 40% e 42% na partida e cerca de 19% na chegada, é próxima destes valores e coincide com a série A, que era a melhor aproximação disponível antes da base.</w:t>
+      </w:r>
+    </w:p>
+    <w:p>
+      <w:pPr>
+        <w:spacing w:line="240" w:lineRule="auto" w:after="80"/>
+        <w:ind w:firstLine="709"/>
+        <w:jc w:val="both"/>
+      </w:pPr>
+      <w:r>
+        <w:rPr>
+          <w:rFonts w:ascii="Times New Roman" w:hAnsi="Times New Roman"/>
+          <w:b w:val="0"/>
+          <w:i w:val="0"/>
+          <w:color w:val="000000"/>
+          <w:sz w:val="24"/>
+        </w:rPr>
+        <w:t>As quatro séries apontam na mesma direção e discordam na magnitude. O que muda com a série D não é a conclusão, é o estatuto dela: pela primeira vez o número tem procedimento declarado, base versionada e rotina que qualquer pessoa pode reexecutar, e existe nos sete dias em vez de apenas nas duas pontas.</w:t>
       </w:r>
     </w:p>
     <w:p>
@@ -205,7 +262,7 @@
           <w:color w:val="000000"/>
           <w:sz w:val="20"/>
         </w:rPr>
-        <w:t>Tabela 1 - As três séries de classificação encontradas, com a regra de cada uma e o documento de origem</w:t>
+        <w:t>Tabela 1 - As quatro séries de classificação, com a regra de cada uma e a origem</w:t>
       </w:r>
     </w:p>
     <w:tbl>
@@ -671,7 +728,7 @@
             <w:tcBorders>
               <w:top w:val="none" w:sz="0" w:space="0" w:color="auto"/>
               <w:left w:val="none" w:sz="0" w:space="0" w:color="auto"/>
-              <w:bottom w:val="single" w:sz="6" w:space="0" w:color="000000"/>
+              <w:bottom w:val="none" w:sz="0" w:space="0" w:color="auto"/>
               <w:right w:val="none" w:sz="0" w:space="0" w:color="auto"/>
               <w:insideH w:val="none" w:sz="0" w:space="0" w:color="auto"/>
               <w:insideV w:val="none" w:sz="0" w:space="0" w:color="auto"/>
@@ -700,7 +757,7 @@
             <w:tcBorders>
               <w:top w:val="none" w:sz="0" w:space="0" w:color="auto"/>
               <w:left w:val="none" w:sz="0" w:space="0" w:color="auto"/>
-              <w:bottom w:val="single" w:sz="6" w:space="0" w:color="000000"/>
+              <w:bottom w:val="none" w:sz="0" w:space="0" w:color="auto"/>
               <w:right w:val="none" w:sz="0" w:space="0" w:color="auto"/>
               <w:insideH w:val="none" w:sz="0" w:space="0" w:color="auto"/>
               <w:insideV w:val="none" w:sz="0" w:space="0" w:color="auto"/>
@@ -729,7 +786,7 @@
             <w:tcBorders>
               <w:top w:val="none" w:sz="0" w:space="0" w:color="auto"/>
               <w:left w:val="none" w:sz="0" w:space="0" w:color="auto"/>
-              <w:bottom w:val="single" w:sz="6" w:space="0" w:color="000000"/>
+              <w:bottom w:val="none" w:sz="0" w:space="0" w:color="auto"/>
               <w:right w:val="none" w:sz="0" w:space="0" w:color="auto"/>
               <w:insideH w:val="none" w:sz="0" w:space="0" w:color="auto"/>
               <w:insideV w:val="none" w:sz="0" w:space="0" w:color="auto"/>
@@ -758,7 +815,7 @@
             <w:tcBorders>
               <w:top w:val="none" w:sz="0" w:space="0" w:color="auto"/>
               <w:left w:val="none" w:sz="0" w:space="0" w:color="auto"/>
-              <w:bottom w:val="single" w:sz="6" w:space="0" w:color="000000"/>
+              <w:bottom w:val="none" w:sz="0" w:space="0" w:color="auto"/>
               <w:right w:val="none" w:sz="0" w:space="0" w:color="auto"/>
               <w:insideH w:val="none" w:sz="0" w:space="0" w:color="auto"/>
               <w:insideV w:val="none" w:sz="0" w:space="0" w:color="auto"/>
@@ -787,7 +844,7 @@
             <w:tcBorders>
               <w:top w:val="none" w:sz="0" w:space="0" w:color="auto"/>
               <w:left w:val="none" w:sz="0" w:space="0" w:color="auto"/>
-              <w:bottom w:val="single" w:sz="6" w:space="0" w:color="000000"/>
+              <w:bottom w:val="none" w:sz="0" w:space="0" w:color="auto"/>
               <w:right w:val="none" w:sz="0" w:space="0" w:color="auto"/>
               <w:insideH w:val="none" w:sz="0" w:space="0" w:color="auto"/>
               <w:insideV w:val="none" w:sz="0" w:space="0" w:color="auto"/>
@@ -807,6 +864,153 @@
                 <w:sz w:val="16"/>
               </w:rPr>
               <w:t>32,6%</w:t>
+            </w:r>
+          </w:p>
+        </w:tc>
+      </w:tr>
+      <w:tr>
+        <w:tc>
+          <w:tcPr>
+            <w:tcW w:type="dxa" w:w="1814"/>
+            <w:tcBorders>
+              <w:top w:val="none" w:sz="0" w:space="0" w:color="auto"/>
+              <w:left w:val="none" w:sz="0" w:space="0" w:color="auto"/>
+              <w:bottom w:val="single" w:sz="6" w:space="0" w:color="000000"/>
+              <w:right w:val="none" w:sz="0" w:space="0" w:color="auto"/>
+              <w:insideH w:val="none" w:sz="0" w:space="0" w:color="auto"/>
+              <w:insideV w:val="none" w:sz="0" w:space="0" w:color="auto"/>
+            </w:tcBorders>
+          </w:tcPr>
+          <w:p>
+            <w:pPr>
+              <w:spacing w:after="20" w:line="240" w:lineRule="auto"/>
+              <w:jc w:val="left"/>
+            </w:pPr>
+            <w:r/>
+            <w:r>
+              <w:rPr>
+                <w:rFonts w:ascii="Times New Roman" w:hAnsi="Times New Roman"/>
+                <w:b/>
+                <w:color w:val="000000"/>
+                <w:sz w:val="16"/>
+              </w:rPr>
+              <w:t>D</w:t>
+            </w:r>
+          </w:p>
+        </w:tc>
+        <w:tc>
+          <w:tcPr>
+            <w:tcW w:type="dxa" w:w="1814"/>
+            <w:tcBorders>
+              <w:top w:val="none" w:sz="0" w:space="0" w:color="auto"/>
+              <w:left w:val="none" w:sz="0" w:space="0" w:color="auto"/>
+              <w:bottom w:val="single" w:sz="6" w:space="0" w:color="000000"/>
+              <w:right w:val="none" w:sz="0" w:space="0" w:color="auto"/>
+              <w:insideH w:val="none" w:sz="0" w:space="0" w:color="auto"/>
+              <w:insideV w:val="none" w:sz="0" w:space="0" w:color="auto"/>
+            </w:tcBorders>
+          </w:tcPr>
+          <w:p>
+            <w:pPr>
+              <w:spacing w:after="20" w:line="240" w:lineRule="auto"/>
+              <w:jc w:val="center"/>
+            </w:pPr>
+            <w:r/>
+            <w:r>
+              <w:rPr>
+                <w:rFonts w:ascii="Times New Roman" w:hAnsi="Times New Roman"/>
+                <w:b/>
+                <w:color w:val="000000"/>
+                <w:sz w:val="16"/>
+              </w:rPr>
+              <w:t>Escores convertidos em T contra a própria amostra e atribuição ao centroide publicado mais próximo, com os centroides da Amostra A de Parsons-Smith, Terry e Machin (2017)</w:t>
+            </w:r>
+          </w:p>
+        </w:tc>
+        <w:tc>
+          <w:tcPr>
+            <w:tcW w:type="dxa" w:w="1814"/>
+            <w:tcBorders>
+              <w:top w:val="none" w:sz="0" w:space="0" w:color="auto"/>
+              <w:left w:val="none" w:sz="0" w:space="0" w:color="auto"/>
+              <w:bottom w:val="single" w:sz="6" w:space="0" w:color="000000"/>
+              <w:right w:val="none" w:sz="0" w:space="0" w:color="auto"/>
+              <w:insideH w:val="none" w:sz="0" w:space="0" w:color="auto"/>
+              <w:insideV w:val="none" w:sz="0" w:space="0" w:color="auto"/>
+            </w:tcBorders>
+          </w:tcPr>
+          <w:p>
+            <w:pPr>
+              <w:spacing w:after="20" w:line="240" w:lineRule="auto"/>
+              <w:jc w:val="center"/>
+            </w:pPr>
+            <w:r/>
+            <w:r>
+              <w:rPr>
+                <w:rFonts w:ascii="Times New Roman" w:hAnsi="Times New Roman"/>
+                <w:b/>
+                <w:color w:val="000000"/>
+                <w:sz w:val="16"/>
+              </w:rPr>
+              <w:t>Calculada da base bruta por scripts/comum/classificar.py, sobre 452 observações de 27 atletas</w:t>
+            </w:r>
+          </w:p>
+        </w:tc>
+        <w:tc>
+          <w:tcPr>
+            <w:tcW w:type="dxa" w:w="1814"/>
+            <w:tcBorders>
+              <w:top w:val="none" w:sz="0" w:space="0" w:color="auto"/>
+              <w:left w:val="none" w:sz="0" w:space="0" w:color="auto"/>
+              <w:bottom w:val="single" w:sz="6" w:space="0" w:color="000000"/>
+              <w:right w:val="none" w:sz="0" w:space="0" w:color="auto"/>
+              <w:insideH w:val="none" w:sz="0" w:space="0" w:color="auto"/>
+              <w:insideV w:val="none" w:sz="0" w:space="0" w:color="auto"/>
+            </w:tcBorders>
+          </w:tcPr>
+          <w:p>
+            <w:pPr>
+              <w:spacing w:after="20" w:line="240" w:lineRule="auto"/>
+              <w:jc w:val="center"/>
+            </w:pPr>
+            <w:r/>
+            <w:r>
+              <w:rPr>
+                <w:rFonts w:ascii="Times New Roman" w:hAnsi="Times New Roman"/>
+                <w:b/>
+                <w:color w:val="000000"/>
+                <w:sz w:val="16"/>
+              </w:rPr>
+              <w:t>38,1%</w:t>
+            </w:r>
+          </w:p>
+        </w:tc>
+        <w:tc>
+          <w:tcPr>
+            <w:tcW w:type="dxa" w:w="1814"/>
+            <w:tcBorders>
+              <w:top w:val="none" w:sz="0" w:space="0" w:color="auto"/>
+              <w:left w:val="none" w:sz="0" w:space="0" w:color="auto"/>
+              <w:bottom w:val="single" w:sz="6" w:space="0" w:color="000000"/>
+              <w:right w:val="none" w:sz="0" w:space="0" w:color="auto"/>
+              <w:insideH w:val="none" w:sz="0" w:space="0" w:color="auto"/>
+              <w:insideV w:val="none" w:sz="0" w:space="0" w:color="auto"/>
+            </w:tcBorders>
+          </w:tcPr>
+          <w:p>
+            <w:pPr>
+              <w:spacing w:after="20" w:line="240" w:lineRule="auto"/>
+              <w:jc w:val="center"/>
+            </w:pPr>
+            <w:r/>
+            <w:r>
+              <w:rPr>
+                <w:rFonts w:ascii="Times New Roman" w:hAnsi="Times New Roman"/>
+                <w:b/>
+                <w:color w:val="000000"/>
+                <w:sz w:val="16"/>
+              </w:rPr>
+              <w:t>21,7%</w:t>
             </w:r>
           </w:p>
         </w:tc>
@@ -843,7 +1047,7 @@
           <w:color w:val="000000"/>
           <w:sz w:val="16"/>
         </w:rPr>
-        <w:t>Nota: a série C não classifica nos seis perfis. Ela apenas separa iceberg de não iceberg pela ordem entre o vigor e as cinco negativas, sobre escores brutos. Como quatro dessas subescalas têm mediana zero nesta amostra, a condição é satisfeita com facilidade, e por isso a série C produz o valor mais alto das três. Ela não é comparável às séries A e B.</w:t>
+        <w:t>Nota: a série C não classifica nos seis perfis. Ela apenas separa iceberg de não iceberg pela ordem entre o vigor e as cinco negativas, sobre escores brutos. Como quatro dessas subescalas têm mediana zero nesta amostra, a condição é satisfeita com facilidade, e por isso a série C produz o valor mais alto das quatro. Ela não é comparável às demais. A série D é a adotada: é a única calculada a partir da base de respostas por atleta e por dia, a única cujo procedimento está inteiramente declarado, e a única que existe nos sete dias e não apenas nas duas pontas. As séries A, B e C ficam registradas como histórico.</w:t>
       </w:r>
     </w:p>
     <w:p>
@@ -3953,7 +4157,7 @@
             <w:tcBorders>
               <w:top w:val="none" w:sz="0" w:space="0" w:color="auto"/>
               <w:left w:val="none" w:sz="0" w:space="0" w:color="auto"/>
-              <w:bottom w:val="single" w:sz="6" w:space="0" w:color="000000"/>
+              <w:bottom w:val="none" w:sz="0" w:space="0" w:color="auto"/>
               <w:right w:val="none" w:sz="0" w:space="0" w:color="auto"/>
               <w:insideH w:val="none" w:sz="0" w:space="0" w:color="auto"/>
               <w:insideV w:val="none" w:sz="0" w:space="0" w:color="auto"/>
@@ -3982,7 +4186,7 @@
             <w:tcBorders>
               <w:top w:val="none" w:sz="0" w:space="0" w:color="auto"/>
               <w:left w:val="none" w:sz="0" w:space="0" w:color="auto"/>
-              <w:bottom w:val="single" w:sz="6" w:space="0" w:color="000000"/>
+              <w:bottom w:val="none" w:sz="0" w:space="0" w:color="auto"/>
               <w:right w:val="none" w:sz="0" w:space="0" w:color="auto"/>
               <w:insideH w:val="none" w:sz="0" w:space="0" w:color="auto"/>
               <w:insideV w:val="none" w:sz="0" w:space="0" w:color="auto"/>
@@ -4011,7 +4215,7 @@
             <w:tcBorders>
               <w:top w:val="none" w:sz="0" w:space="0" w:color="auto"/>
               <w:left w:val="none" w:sz="0" w:space="0" w:color="auto"/>
-              <w:bottom w:val="single" w:sz="6" w:space="0" w:color="000000"/>
+              <w:bottom w:val="none" w:sz="0" w:space="0" w:color="auto"/>
               <w:right w:val="none" w:sz="0" w:space="0" w:color="auto"/>
               <w:insideH w:val="none" w:sz="0" w:space="0" w:color="auto"/>
               <w:insideV w:val="none" w:sz="0" w:space="0" w:color="auto"/>
@@ -4039,7 +4243,7 @@
             <w:tcBorders>
               <w:top w:val="none" w:sz="0" w:space="0" w:color="auto"/>
               <w:left w:val="none" w:sz="0" w:space="0" w:color="auto"/>
-              <w:bottom w:val="single" w:sz="6" w:space="0" w:color="000000"/>
+              <w:bottom w:val="none" w:sz="0" w:space="0" w:color="auto"/>
               <w:right w:val="none" w:sz="0" w:space="0" w:color="auto"/>
               <w:insideH w:val="none" w:sz="0" w:space="0" w:color="auto"/>
               <w:insideV w:val="none" w:sz="0" w:space="0" w:color="auto"/>
@@ -4058,7 +4262,125 @@
                 <w:color w:val="000000"/>
                 <w:sz w:val="16"/>
               </w:rPr>
-              <w:t>O desenho comporta no máximo 351</w:t>
+              <w:t>O desenho declarado comportaria no máximo 351</w:t>
+            </w:r>
+          </w:p>
+        </w:tc>
+      </w:tr>
+      <w:tr>
+        <w:tc>
+          <w:tcPr>
+            <w:tcW w:type="dxa" w:w="2268"/>
+            <w:tcBorders>
+              <w:top w:val="none" w:sz="0" w:space="0" w:color="auto"/>
+              <w:left w:val="none" w:sz="0" w:space="0" w:color="auto"/>
+              <w:bottom w:val="single" w:sz="6" w:space="0" w:color="000000"/>
+              <w:right w:val="none" w:sz="0" w:space="0" w:color="auto"/>
+              <w:insideH w:val="none" w:sz="0" w:space="0" w:color="auto"/>
+              <w:insideV w:val="none" w:sz="0" w:space="0" w:color="auto"/>
+            </w:tcBorders>
+          </w:tcPr>
+          <w:p>
+            <w:pPr>
+              <w:spacing w:after="20" w:line="240" w:lineRule="auto"/>
+              <w:jc w:val="left"/>
+            </w:pPr>
+            <w:r/>
+            <w:r>
+              <w:rPr>
+                <w:rFonts w:ascii="Times New Roman" w:hAnsi="Times New Roman"/>
+                <w:b/>
+                <w:color w:val="000000"/>
+                <w:sz w:val="16"/>
+              </w:rPr>
+              <w:t>Base bruta, série D</w:t>
+            </w:r>
+          </w:p>
+        </w:tc>
+        <w:tc>
+          <w:tcPr>
+            <w:tcW w:type="dxa" w:w="2268"/>
+            <w:tcBorders>
+              <w:top w:val="none" w:sz="0" w:space="0" w:color="auto"/>
+              <w:left w:val="none" w:sz="0" w:space="0" w:color="auto"/>
+              <w:bottom w:val="single" w:sz="6" w:space="0" w:color="000000"/>
+              <w:right w:val="none" w:sz="0" w:space="0" w:color="auto"/>
+              <w:insideH w:val="none" w:sz="0" w:space="0" w:color="auto"/>
+              <w:insideV w:val="none" w:sz="0" w:space="0" w:color="auto"/>
+            </w:tcBorders>
+          </w:tcPr>
+          <w:p>
+            <w:pPr>
+              <w:spacing w:after="20" w:line="240" w:lineRule="auto"/>
+              <w:jc w:val="center"/>
+            </w:pPr>
+            <w:r/>
+            <w:r>
+              <w:rPr>
+                <w:rFonts w:ascii="Times New Roman" w:hAnsi="Times New Roman"/>
+                <w:b/>
+                <w:color w:val="000000"/>
+                <w:sz w:val="16"/>
+              </w:rPr>
+              <w:t>42 observações, 27 atletas</w:t>
+            </w:r>
+          </w:p>
+        </w:tc>
+        <w:tc>
+          <w:tcPr>
+            <w:tcW w:type="dxa" w:w="2268"/>
+            <w:tcBorders>
+              <w:top w:val="none" w:sz="0" w:space="0" w:color="auto"/>
+              <w:left w:val="none" w:sz="0" w:space="0" w:color="auto"/>
+              <w:bottom w:val="single" w:sz="6" w:space="0" w:color="000000"/>
+              <w:right w:val="none" w:sz="0" w:space="0" w:color="auto"/>
+              <w:insideH w:val="none" w:sz="0" w:space="0" w:color="auto"/>
+              <w:insideV w:val="none" w:sz="0" w:space="0" w:color="auto"/>
+            </w:tcBorders>
+          </w:tcPr>
+          <w:p>
+            <w:pPr>
+              <w:spacing w:after="20" w:line="240" w:lineRule="auto"/>
+              <w:jc w:val="center"/>
+            </w:pPr>
+            <w:r/>
+            <w:r>
+              <w:rPr>
+                <w:rFonts w:ascii="Times New Roman" w:hAnsi="Times New Roman"/>
+                <w:b/>
+                <w:color w:val="000000"/>
+                <w:sz w:val="16"/>
+              </w:rPr>
+              <w:t>46 observações, 21 atletas</w:t>
+            </w:r>
+          </w:p>
+        </w:tc>
+        <w:tc>
+          <w:tcPr>
+            <w:tcW w:type="dxa" w:w="2268"/>
+            <w:tcBorders>
+              <w:top w:val="none" w:sz="0" w:space="0" w:color="auto"/>
+              <w:left w:val="none" w:sz="0" w:space="0" w:color="auto"/>
+              <w:bottom w:val="single" w:sz="6" w:space="0" w:color="000000"/>
+              <w:right w:val="none" w:sz="0" w:space="0" w:color="auto"/>
+              <w:insideH w:val="none" w:sz="0" w:space="0" w:color="auto"/>
+              <w:insideV w:val="none" w:sz="0" w:space="0" w:color="auto"/>
+            </w:tcBorders>
+          </w:tcPr>
+          <w:p>
+            <w:pPr>
+              <w:spacing w:after="20" w:line="240" w:lineRule="auto"/>
+              <w:jc w:val="center"/>
+            </w:pPr>
+            <w:r/>
+            <w:r>
+              <w:rPr>
+                <w:rFonts w:ascii="Times New Roman" w:hAnsi="Times New Roman"/>
+                <w:b/>
+                <w:color w:val="000000"/>
+                <w:sz w:val="16"/>
+              </w:rPr>
+              <w:t>457 respostas registradas, 452 analisáveis</w:t>
             </w:r>
           </w:p>
         </w:tc>
@@ -4095,7 +4417,7 @@
           <w:color w:val="000000"/>
           <w:sz w:val="16"/>
         </w:rPr>
-        <w:t>Nota: nenhuma das combinações fecha. Se o dia 1 é de coleta única, o máximo é 27 observações e não 42. Se o dia 7 tem 21 atletas, o máximo é 42 observações e não 46. A auditoria não consegue resolver isso sem a planilha de fluxo de dados, e por isso as percentagens de qualquer série permanecem provisórias até que o denominador seja publicado.</w:t>
+        <w:t>Nota: a base de respostas por atleta e por dia resolveu a incoerência. Ela contém 457 registros entre 21 e 27 de abril de 2024, dos quais 4 sem identificação do atleta e 1 fora da janela de sete dias, o que deixa 88 observações nos dois dias extremos e 452 na semana. Os denominadores da série A, de 42 e 46, batem exatamente com os da base, o que confirma que aquela série foi calculada sobre estes mesmos dados. O que não se sustenta é a descrição do delineamento: o dia 1 não teve coleta única, teve 42 respostas de 27 atletas, isto é, 1,6 por atleta, e o número de coletas por dia variou ao longo da semana. A seção de método do manuscrito foi corrigida para descrever a coleta como ela ocorreu.</w:t>
       </w:r>
     </w:p>
     <w:p>
